--- a/backend-exhibits/Box to Google MyDrive Standard Plan - Standard Include.docx
+++ b/backend-exhibits/Box to Google MyDrive Standard Plan - Standard Include.docx
@@ -44,15 +44,10 @@
             <w:pPr>
               <w:ind w:left="19"/>
               <w:jc w:val="center"/>
+            </w:pPr>
+            <w:r>
               <w:rPr>
-                <w:rFonts w:ascii="Arial" w:hAnsi="Arial" w:cs="Arial" w:eastAsia="Arial"/>
-              </w:rPr>
-            </w:pPr>
-            <w:r>
-              <w:rPr>
-                <w:rFonts w:ascii="Arial" w:hAnsi="Arial" w:cs="Arial" w:eastAsia="Arial"/>
                 <w:b/>
-                <w:sz w:val="21"/>
               </w:rPr>
               <w:t>INCLUDED IN BOX TO GOOGLE MYDRIVE MIGRATION FEATURES</w:t>
             </w:r>
@@ -76,15 +71,10 @@
           <w:p>
             <w:pPr>
               <w:ind w:left="3"/>
+            </w:pPr>
+            <w:r>
               <w:rPr>
-                <w:rFonts w:ascii="Arial" w:hAnsi="Arial" w:cs="Arial" w:eastAsia="Arial"/>
-              </w:rPr>
-            </w:pPr>
-            <w:r>
-              <w:rPr>
-                <w:rFonts w:ascii="Arial" w:hAnsi="Arial" w:cs="Arial" w:eastAsia="Arial"/>
                 <w:b/>
-                <w:sz w:val="21"/>
               </w:rPr>
               <w:t xml:space="preserve">Data Migration (Files &amp; </w:t>
             </w:r>
@@ -92,15 +82,10 @@
           <w:p>
             <w:pPr>
               <w:ind w:left="3"/>
+            </w:pPr>
+            <w:r>
               <w:rPr>
-                <w:rFonts w:ascii="Arial" w:hAnsi="Arial" w:cs="Arial" w:eastAsia="Arial"/>
-              </w:rPr>
-            </w:pPr>
-            <w:r>
-              <w:rPr>
-                <w:rFonts w:ascii="Arial" w:hAnsi="Arial" w:cs="Arial" w:eastAsia="Arial"/>
                 <w:b/>
-                <w:sz w:val="21"/>
               </w:rPr>
               <w:t>Folders with structure)</w:t>
             </w:r>
@@ -117,33 +102,13 @@
             </w:tcBorders>
           </w:tcPr>
           <w:p>
-            <w:pPr>
-              <w:rPr>
-                <w:rFonts w:ascii="Arial" w:hAnsi="Arial" w:cs="Arial" w:eastAsia="Arial"/>
-              </w:rPr>
-            </w:pPr>
             <w:proofErr w:type="spellStart"/>
             <w:r>
-              <w:rPr>
-                <w:rFonts w:ascii="Arial" w:hAnsi="Arial" w:cs="Arial" w:eastAsia="Arial"/>
-                <w:sz w:val="21"/>
-              </w:rPr>
               <w:t>CloudFuze</w:t>
             </w:r>
             <w:proofErr w:type="spellEnd"/>
             <w:r>
-              <w:rPr>
-                <w:rFonts w:ascii="Arial" w:hAnsi="Arial" w:cs="Arial" w:eastAsia="Arial"/>
-                <w:sz w:val="21"/>
-              </w:rPr>
-              <w:t xml:space="preserve"> ensures the seamless migration of the data from the source cloud to destination, preserving the accuracy and integrity of the data structure</w:t>
-            </w:r>
-            <w:r>
-              <w:rPr>
-                <w:rFonts w:ascii="Arial" w:hAnsi="Arial" w:cs="Arial" w:eastAsia="Arial"/>
-                <w:sz w:val="21"/>
-              </w:rPr>
-              <w:t>.</w:t>
+              <w:t xml:space="preserve"> ensures the seamless migration of the data from the source cloud to destination, preserving the accuracy and integrity of the data structure.</w:t>
             </w:r>
           </w:p>
         </w:tc>
@@ -165,15 +130,10 @@
           <w:p>
             <w:pPr>
               <w:ind w:left="3"/>
+            </w:pPr>
+            <w:r>
               <w:rPr>
-                <w:rFonts w:ascii="Arial" w:hAnsi="Arial" w:cs="Arial" w:eastAsia="Arial"/>
-              </w:rPr>
-            </w:pPr>
-            <w:r>
-              <w:rPr>
-                <w:rFonts w:ascii="Arial" w:hAnsi="Arial" w:cs="Arial" w:eastAsia="Arial"/>
                 <w:b/>
-                <w:sz w:val="21"/>
               </w:rPr>
               <w:t>Root Folder Permissions</w:t>
             </w:r>
@@ -190,25 +150,12 @@
             </w:tcBorders>
           </w:tcPr>
           <w:p>
-            <w:pPr>
-              <w:rPr>
-                <w:rFonts w:ascii="Arial" w:hAnsi="Arial" w:cs="Arial" w:eastAsia="Arial"/>
-              </w:rPr>
-            </w:pPr>
             <w:proofErr w:type="spellStart"/>
             <w:r>
-              <w:rPr>
-                <w:rFonts w:ascii="Arial" w:hAnsi="Arial" w:cs="Arial" w:eastAsia="Arial"/>
-                <w:sz w:val="21"/>
-              </w:rPr>
               <w:t>CloudFuze</w:t>
             </w:r>
             <w:proofErr w:type="spellEnd"/>
             <w:r>
-              <w:rPr>
-                <w:rFonts w:ascii="Arial" w:hAnsi="Arial" w:cs="Arial" w:eastAsia="Arial"/>
-                <w:sz w:val="21"/>
-              </w:rPr>
               <w:t xml:space="preserve"> preserves all root folder permissions along with access levels.</w:t>
             </w:r>
           </w:p>
@@ -231,15 +178,10 @@
           <w:p>
             <w:pPr>
               <w:ind w:left="3"/>
+            </w:pPr>
+            <w:r>
               <w:rPr>
-                <w:rFonts w:ascii="Arial" w:hAnsi="Arial" w:cs="Arial" w:eastAsia="Arial"/>
-              </w:rPr>
-            </w:pPr>
-            <w:r>
-              <w:rPr>
-                <w:rFonts w:ascii="Arial" w:hAnsi="Arial" w:cs="Arial" w:eastAsia="Arial"/>
                 <w:b/>
-                <w:sz w:val="21"/>
               </w:rPr>
               <w:t>Root File Permissions</w:t>
             </w:r>
@@ -256,25 +198,12 @@
             </w:tcBorders>
           </w:tcPr>
           <w:p>
-            <w:pPr>
-              <w:rPr>
-                <w:rFonts w:ascii="Arial" w:hAnsi="Arial" w:cs="Arial" w:eastAsia="Arial"/>
-              </w:rPr>
-            </w:pPr>
             <w:proofErr w:type="spellStart"/>
             <w:r>
-              <w:rPr>
-                <w:rFonts w:ascii="Arial" w:hAnsi="Arial" w:cs="Arial" w:eastAsia="Arial"/>
-                <w:sz w:val="21"/>
-              </w:rPr>
               <w:t>CloudFuzepreserves</w:t>
             </w:r>
             <w:proofErr w:type="spellEnd"/>
             <w:r>
-              <w:rPr>
-                <w:rFonts w:ascii="Arial" w:hAnsi="Arial" w:cs="Arial" w:eastAsia="Arial"/>
-                <w:sz w:val="21"/>
-              </w:rPr>
               <w:t xml:space="preserve"> all Root file permissions along with access levels.</w:t>
             </w:r>
           </w:p>
@@ -297,15 +226,10 @@
           <w:p>
             <w:pPr>
               <w:ind w:left="3"/>
+            </w:pPr>
+            <w:r>
               <w:rPr>
-                <w:rFonts w:ascii="Arial" w:hAnsi="Arial" w:cs="Arial" w:eastAsia="Arial"/>
-              </w:rPr>
-            </w:pPr>
-            <w:r>
-              <w:rPr>
-                <w:rFonts w:ascii="Arial" w:hAnsi="Arial" w:cs="Arial" w:eastAsia="Arial"/>
                 <w:b/>
-                <w:sz w:val="21"/>
               </w:rPr>
               <w:t>Sub Folder Permissions</w:t>
             </w:r>
@@ -322,25 +246,12 @@
             </w:tcBorders>
           </w:tcPr>
           <w:p>
-            <w:pPr>
-              <w:rPr>
-                <w:rFonts w:ascii="Arial" w:hAnsi="Arial" w:cs="Arial" w:eastAsia="Arial"/>
-              </w:rPr>
-            </w:pPr>
             <w:proofErr w:type="spellStart"/>
             <w:r>
-              <w:rPr>
-                <w:rFonts w:ascii="Arial" w:hAnsi="Arial" w:cs="Arial" w:eastAsia="Arial"/>
-                <w:sz w:val="21"/>
-              </w:rPr>
               <w:t>CloudFuze</w:t>
             </w:r>
             <w:proofErr w:type="spellEnd"/>
             <w:r>
-              <w:rPr>
-                <w:rFonts w:ascii="Arial" w:hAnsi="Arial" w:cs="Arial" w:eastAsia="Arial"/>
-                <w:sz w:val="21"/>
-              </w:rPr>
               <w:t xml:space="preserve"> preserves all subfolder permissions along with access levels.</w:t>
             </w:r>
           </w:p>
@@ -363,15 +274,10 @@
           <w:p>
             <w:pPr>
               <w:ind w:left="3"/>
+            </w:pPr>
+            <w:r>
               <w:rPr>
-                <w:rFonts w:ascii="Arial" w:hAnsi="Arial" w:cs="Arial" w:eastAsia="Arial"/>
-              </w:rPr>
-            </w:pPr>
-            <w:r>
-              <w:rPr>
-                <w:rFonts w:ascii="Arial" w:hAnsi="Arial" w:cs="Arial" w:eastAsia="Arial"/>
                 <w:b/>
-                <w:sz w:val="21"/>
               </w:rPr>
               <w:t>Inner file permissions</w:t>
             </w:r>
@@ -390,24 +296,13 @@
           <w:p>
             <w:pPr>
               <w:ind w:right="853"/>
-              <w:rPr>
-                <w:rFonts w:ascii="Arial" w:hAnsi="Arial" w:cs="Arial" w:eastAsia="Arial"/>
-              </w:rPr>
             </w:pPr>
             <w:proofErr w:type="spellStart"/>
             <w:r>
-              <w:rPr>
-                <w:rFonts w:ascii="Arial" w:hAnsi="Arial" w:cs="Arial" w:eastAsia="Arial"/>
-                <w:sz w:val="21"/>
-              </w:rPr>
               <w:t>CloudFuze</w:t>
             </w:r>
             <w:proofErr w:type="spellEnd"/>
             <w:r>
-              <w:rPr>
-                <w:rFonts w:ascii="Arial" w:hAnsi="Arial" w:cs="Arial" w:eastAsia="Arial"/>
-                <w:sz w:val="21"/>
-              </w:rPr>
               <w:t xml:space="preserve"> preserves all inner file permissions along with access levels.</w:t>
             </w:r>
           </w:p>
@@ -430,15 +325,10 @@
           <w:p>
             <w:pPr>
               <w:ind w:left="3"/>
+            </w:pPr>
+            <w:r>
               <w:rPr>
-                <w:rFonts w:ascii="Arial" w:hAnsi="Arial" w:cs="Arial" w:eastAsia="Arial"/>
-              </w:rPr>
-            </w:pPr>
-            <w:r>
-              <w:rPr>
-                <w:rFonts w:ascii="Arial" w:hAnsi="Arial" w:cs="Arial" w:eastAsia="Arial"/>
                 <w:b/>
-                <w:sz w:val="21"/>
               </w:rPr>
               <w:t>External Shares</w:t>
             </w:r>
@@ -455,41 +345,20 @@
             </w:tcBorders>
           </w:tcPr>
           <w:p>
-            <w:pPr>
-              <w:rPr>
-                <w:rFonts w:ascii="Arial" w:hAnsi="Arial" w:cs="Arial" w:eastAsia="Arial"/>
-              </w:rPr>
-            </w:pPr>
             <w:proofErr w:type="spellStart"/>
             <w:r>
-              <w:rPr>
-                <w:rFonts w:ascii="Arial" w:hAnsi="Arial" w:cs="Arial" w:eastAsia="Arial"/>
-                <w:sz w:val="21"/>
-              </w:rPr>
               <w:t>CloudFuze</w:t>
             </w:r>
             <w:proofErr w:type="spellEnd"/>
             <w:r>
-              <w:rPr>
-                <w:rFonts w:ascii="Arial" w:hAnsi="Arial" w:cs="Arial" w:eastAsia="Arial"/>
-                <w:sz w:val="21"/>
-              </w:rPr>
               <w:t xml:space="preserve"> can migrate external </w:t>
             </w:r>
             <w:proofErr w:type="gramStart"/>
             <w:r>
-              <w:rPr>
-                <w:rFonts w:ascii="Arial" w:hAnsi="Arial" w:cs="Arial" w:eastAsia="Arial"/>
-                <w:sz w:val="21"/>
-              </w:rPr>
               <w:t>permissions(</w:t>
             </w:r>
             <w:proofErr w:type="gramEnd"/>
             <w:r>
-              <w:rPr>
-                <w:rFonts w:ascii="Arial" w:hAnsi="Arial" w:cs="Arial" w:eastAsia="Arial"/>
-                <w:sz w:val="21"/>
-              </w:rPr>
               <w:t>Files/Folders shared with people of outside organizations) of files/folders to the destination along with access levels.</w:t>
             </w:r>
           </w:p>
@@ -512,15 +381,10 @@
           <w:p>
             <w:pPr>
               <w:ind w:left="3"/>
+            </w:pPr>
+            <w:r>
               <w:rPr>
-                <w:rFonts w:ascii="Arial" w:hAnsi="Arial" w:cs="Arial" w:eastAsia="Arial"/>
-              </w:rPr>
-            </w:pPr>
-            <w:r>
-              <w:rPr>
-                <w:rFonts w:ascii="Arial" w:hAnsi="Arial" w:cs="Arial" w:eastAsia="Arial"/>
                 <w:b/>
-                <w:sz w:val="21"/>
               </w:rPr>
               <w:t>Metadata</w:t>
             </w:r>
@@ -539,15 +403,8 @@
           <w:p>
             <w:pPr>
               <w:ind w:right="257"/>
-              <w:rPr>
-                <w:rFonts w:ascii="Arial" w:hAnsi="Arial" w:cs="Arial" w:eastAsia="Arial"/>
-              </w:rPr>
-            </w:pPr>
-            <w:r>
-              <w:rPr>
-                <w:rFonts w:ascii="Arial" w:hAnsi="Arial" w:cs="Arial" w:eastAsia="Arial"/>
-                <w:sz w:val="21"/>
-              </w:rPr>
+            </w:pPr>
+            <w:r>
               <w:t>Maintaining the original timestamps, including creation and modification dates and times, when transferring data to the destination cloud.</w:t>
             </w:r>
           </w:p>
@@ -570,15 +427,10 @@
           <w:p>
             <w:pPr>
               <w:ind w:left="3"/>
+            </w:pPr>
+            <w:r>
               <w:rPr>
-                <w:rFonts w:ascii="Arial" w:hAnsi="Arial" w:cs="Arial" w:eastAsia="Arial"/>
-              </w:rPr>
-            </w:pPr>
-            <w:r>
-              <w:rPr>
-                <w:rFonts w:ascii="Arial" w:hAnsi="Arial" w:cs="Arial" w:eastAsia="Arial"/>
                 <w:b/>
-                <w:sz w:val="21"/>
               </w:rPr>
               <w:t>In- Line Comment</w:t>
             </w:r>
@@ -595,16 +447,7 @@
             </w:tcBorders>
           </w:tcPr>
           <w:p>
-            <w:pPr>
-              <w:rPr>
-                <w:rFonts w:ascii="Arial" w:hAnsi="Arial" w:cs="Arial" w:eastAsia="Arial"/>
-              </w:rPr>
-            </w:pPr>
-            <w:r>
-              <w:rPr>
-                <w:rFonts w:ascii="Arial" w:hAnsi="Arial" w:cs="Arial" w:eastAsia="Arial"/>
-                <w:sz w:val="21"/>
-              </w:rPr>
+            <w:r>
               <w:t>Inline file comments of the box will be migrated to the destination cloud. All the file comments will preserve in the CSV formatted file in the destination.</w:t>
             </w:r>
           </w:p>
@@ -627,15 +470,10 @@
           <w:p>
             <w:pPr>
               <w:ind w:left="3"/>
+            </w:pPr>
+            <w:r>
               <w:rPr>
-                <w:rFonts w:ascii="Arial" w:hAnsi="Arial" w:cs="Arial" w:eastAsia="Arial"/>
-              </w:rPr>
-            </w:pPr>
-            <w:r>
-              <w:rPr>
-                <w:rFonts w:ascii="Arial" w:hAnsi="Arial" w:cs="Arial" w:eastAsia="Arial"/>
                 <w:b/>
-                <w:sz w:val="21"/>
               </w:rPr>
               <w:t>Long File/Folder Path</w:t>
             </w:r>
@@ -652,16 +490,7 @@
             </w:tcBorders>
           </w:tcPr>
           <w:p>
-            <w:pPr>
-              <w:rPr>
-                <w:rFonts w:ascii="Arial" w:hAnsi="Arial" w:cs="Arial" w:eastAsia="Arial"/>
-              </w:rPr>
-            </w:pPr>
-            <w:r>
-              <w:rPr>
-                <w:rFonts w:ascii="Arial" w:hAnsi="Arial" w:cs="Arial" w:eastAsia="Arial"/>
-                <w:sz w:val="21"/>
-              </w:rPr>
+            <w:r>
               <w:t>If the destination cloud has a long folder path limitation, the system automatically adjusts the destination's path as per the limitation.</w:t>
             </w:r>
           </w:p>
@@ -684,15 +513,10 @@
           <w:p>
             <w:pPr>
               <w:ind w:left="3"/>
+            </w:pPr>
+            <w:r>
               <w:rPr>
-                <w:rFonts w:ascii="Arial" w:hAnsi="Arial" w:cs="Arial" w:eastAsia="Arial"/>
-              </w:rPr>
-            </w:pPr>
-            <w:r>
-              <w:rPr>
-                <w:rFonts w:ascii="Arial" w:hAnsi="Arial" w:cs="Arial" w:eastAsia="Arial"/>
                 <w:b/>
-                <w:sz w:val="21"/>
               </w:rPr>
               <w:t>Special Character Replacement</w:t>
             </w:r>
@@ -709,16 +533,7 @@
             </w:tcBorders>
           </w:tcPr>
           <w:p>
-            <w:pPr>
-              <w:rPr>
-                <w:rFonts w:ascii="Arial" w:hAnsi="Arial" w:cs="Arial" w:eastAsia="Arial"/>
-              </w:rPr>
-            </w:pPr>
-            <w:r>
-              <w:rPr>
-                <w:rFonts w:ascii="Arial" w:hAnsi="Arial" w:cs="Arial" w:eastAsia="Arial"/>
-                <w:sz w:val="21"/>
-              </w:rPr>
+            <w:r>
               <w:t>Special characters not supported by the destination cloud will be automatically replaced with underscores (_) or hyphens (-). This ensures that the integrity of the data is maintained during the migration process.</w:t>
             </w:r>
           </w:p>
@@ -741,15 +556,10 @@
           <w:p>
             <w:pPr>
               <w:ind w:left="3"/>
+            </w:pPr>
+            <w:r>
               <w:rPr>
-                <w:rFonts w:ascii="Arial" w:hAnsi="Arial" w:cs="Arial" w:eastAsia="Arial"/>
-              </w:rPr>
-            </w:pPr>
-            <w:r>
-              <w:rPr>
-                <w:rFonts w:ascii="Arial" w:hAnsi="Arial" w:cs="Arial" w:eastAsia="Arial"/>
                 <w:b/>
-                <w:sz w:val="21"/>
               </w:rPr>
               <w:t>Auto-Retry</w:t>
             </w:r>
@@ -766,16 +576,7 @@
             </w:tcBorders>
           </w:tcPr>
           <w:p>
-            <w:pPr>
-              <w:rPr>
-                <w:rFonts w:ascii="Arial" w:hAnsi="Arial" w:cs="Arial" w:eastAsia="Arial"/>
-              </w:rPr>
-            </w:pPr>
-            <w:r>
-              <w:rPr>
-                <w:rFonts w:ascii="Arial" w:hAnsi="Arial" w:cs="Arial" w:eastAsia="Arial"/>
-                <w:sz w:val="21"/>
-              </w:rPr>
+            <w:r>
               <w:t>While doing migration if any file or folder went into error, our system retries automatically</w:t>
             </w:r>
           </w:p>
@@ -790,984 +591,6 @@
         <w:br/>
       </w:r>
     </w:p>
-    <w:tbl>
-      <w:tblPr>
-        <w:tblStyle w:val="TableGrid"/>
-        <w:tblW w:w="10721" w:type="dxa"/>
-        <w:tblInd w:w="-681" w:type="dxa"/>
-        <w:tblCellMar>
-          <w:top w:w="95" w:type="dxa"/>
-          <w:left w:w="63" w:type="dxa"/>
-          <w:right w:w="81" w:type="dxa"/>
-        </w:tblCellMar>
-        <w:tblLook w:val="04A0" w:firstRow="1" w:lastRow="0" w:firstColumn="1" w:lastColumn="0" w:noHBand="0" w:noVBand="1"/>
-      </w:tblPr>
-      <w:tblGrid>
-        <w:gridCol w:w="3118"/>
-        <w:gridCol w:w="7603"/>
-      </w:tblGrid>
-      <w:tr>
-        <w:trPr>
-          <w:trHeight w:val="401"/>
-        </w:trPr>
-        <w:tc>
-          <w:tcPr>
-            <w:tcW w:w="10721" w:type="dxa"/>
-            <w:gridSpan w:val="2"/>
-            <w:tcBorders>
-              <w:top w:val="single" w:sz="6" w:space="0" w:color="666666"/>
-              <w:left w:val="single" w:sz="6" w:space="0" w:color="666666"/>
-              <w:bottom w:val="single" w:sz="6" w:space="0" w:color="666666"/>
-              <w:right w:val="single" w:sz="6" w:space="0" w:color="666666"/>
-            </w:tcBorders>
-            <w:shd w:val="clear" w:color="auto" w:fill="A6A6A6"/>
-            <w:hideMark/>
-          </w:tcPr>
-          <w:p>
-            <w:pPr>
-              <w:spacing w:after="160"/>
-              <w:jc w:val="center"/>
-              <w:rPr>
-                <w:rFonts w:ascii="Arial" w:hAnsi="Arial" w:cs="Arial" w:eastAsia="Arial"/>
-                <w:sz w:val="21"/>
-                <w:szCs w:val="21"/>
-              </w:rPr>
-            </w:pPr>
-            <w:r>
-              <w:rPr>
-                <w:rFonts w:ascii="Arial" w:hAnsi="Arial" w:cs="Arial" w:eastAsia="Arial"/>
-                <w:b/>
-                <w:sz w:val="21"/>
-                <w:szCs w:val="21"/>
-              </w:rPr>
-              <w:t>INCLUDED IN BOX TO GOOGLE SHARED DRIVE MIGRATION FEATURES</w:t>
-            </w:r>
-          </w:p>
-        </w:tc>
-      </w:tr>
-      <w:tr>
-        <w:trPr>
-          <w:trHeight w:val="662"/>
-        </w:trPr>
-        <w:tc>
-          <w:tcPr>
-            <w:tcW w:w="3118" w:type="dxa"/>
-            <w:tcBorders>
-              <w:top w:val="single" w:sz="6" w:space="0" w:color="666666"/>
-              <w:left w:val="single" w:sz="6" w:space="0" w:color="666666"/>
-              <w:bottom w:val="single" w:sz="6" w:space="0" w:color="666666"/>
-              <w:right w:val="single" w:sz="6" w:space="0" w:color="666666"/>
-            </w:tcBorders>
-            <w:hideMark/>
-          </w:tcPr>
-          <w:p>
-            <w:pPr>
-              <w:spacing w:after="160"/>
-              <w:rPr>
-                <w:rFonts w:ascii="Arial" w:hAnsi="Arial" w:cs="Arial" w:eastAsia="Arial"/>
-                <w:sz w:val="21"/>
-                <w:szCs w:val="21"/>
-              </w:rPr>
-            </w:pPr>
-            <w:r>
-              <w:rPr>
-                <w:rFonts w:ascii="Arial" w:hAnsi="Arial" w:cs="Arial" w:eastAsia="Arial"/>
-                <w:b/>
-                <w:sz w:val="21"/>
-                <w:szCs w:val="21"/>
-              </w:rPr>
-              <w:t xml:space="preserve">Data </w:t>
-            </w:r>
-            <w:proofErr w:type="gramStart"/>
-            <w:r>
-              <w:rPr>
-                <w:rFonts w:ascii="Arial" w:hAnsi="Arial" w:cs="Arial" w:eastAsia="Arial"/>
-                <w:b/>
-                <w:sz w:val="21"/>
-                <w:szCs w:val="21"/>
-              </w:rPr>
-              <w:t>Migration(</w:t>
-            </w:r>
-            <w:proofErr w:type="gramEnd"/>
-            <w:r>
-              <w:rPr>
-                <w:rFonts w:ascii="Arial" w:hAnsi="Arial" w:cs="Arial" w:eastAsia="Arial"/>
-                <w:b/>
-                <w:sz w:val="21"/>
-                <w:szCs w:val="21"/>
-              </w:rPr>
-              <w:t xml:space="preserve">Files &amp; </w:t>
-            </w:r>
-          </w:p>
-          <w:p>
-            <w:pPr>
-              <w:spacing w:after="160"/>
-              <w:rPr>
-                <w:rFonts w:ascii="Arial" w:hAnsi="Arial" w:cs="Arial" w:eastAsia="Arial"/>
-                <w:sz w:val="21"/>
-                <w:szCs w:val="21"/>
-              </w:rPr>
-            </w:pPr>
-            <w:proofErr w:type="spellStart"/>
-            <w:r>
-              <w:rPr>
-                <w:rFonts w:ascii="Arial" w:hAnsi="Arial" w:cs="Arial" w:eastAsia="Arial"/>
-                <w:b/>
-                <w:sz w:val="21"/>
-                <w:szCs w:val="21"/>
-              </w:rPr>
-              <w:t>Folderswith</w:t>
-            </w:r>
-            <w:proofErr w:type="spellEnd"/>
-            <w:r>
-              <w:rPr>
-                <w:rFonts w:ascii="Arial" w:hAnsi="Arial" w:cs="Arial" w:eastAsia="Arial"/>
-                <w:b/>
-                <w:sz w:val="21"/>
-                <w:szCs w:val="21"/>
-              </w:rPr>
-              <w:t xml:space="preserve"> structure)</w:t>
-            </w:r>
-          </w:p>
-        </w:tc>
-        <w:tc>
-          <w:tcPr>
-            <w:tcW w:w="7603" w:type="dxa"/>
-            <w:tcBorders>
-              <w:top w:val="single" w:sz="6" w:space="0" w:color="666666"/>
-              <w:left w:val="single" w:sz="6" w:space="0" w:color="666666"/>
-              <w:bottom w:val="single" w:sz="6" w:space="0" w:color="666666"/>
-              <w:right w:val="single" w:sz="6" w:space="0" w:color="666666"/>
-            </w:tcBorders>
-            <w:hideMark/>
-          </w:tcPr>
-          <w:p>
-            <w:pPr>
-              <w:spacing w:after="160"/>
-              <w:rPr>
-                <w:rFonts w:ascii="Arial" w:hAnsi="Arial" w:cs="Arial" w:eastAsia="Arial"/>
-                <w:sz w:val="21"/>
-                <w:szCs w:val="21"/>
-              </w:rPr>
-            </w:pPr>
-            <w:proofErr w:type="spellStart"/>
-            <w:r>
-              <w:rPr>
-                <w:rFonts w:ascii="Arial" w:hAnsi="Arial" w:cs="Arial" w:eastAsia="Arial"/>
-                <w:sz w:val="21"/>
-                <w:szCs w:val="21"/>
-              </w:rPr>
-              <w:t>CloudFuze</w:t>
-            </w:r>
-            <w:proofErr w:type="spellEnd"/>
-            <w:r>
-              <w:rPr>
-                <w:rFonts w:ascii="Arial" w:hAnsi="Arial" w:cs="Arial" w:eastAsia="Arial"/>
-                <w:sz w:val="21"/>
-                <w:szCs w:val="21"/>
-              </w:rPr>
-              <w:t xml:space="preserve"> ensures the seamless migration of the data from the source cloud to destination, preserving the accuracy and integrity of the data structure.</w:t>
-            </w:r>
-          </w:p>
-        </w:tc>
-      </w:tr>
-      <w:tr>
-        <w:trPr>
-          <w:trHeight w:val="390"/>
-        </w:trPr>
-        <w:tc>
-          <w:tcPr>
-            <w:tcW w:w="3118" w:type="dxa"/>
-            <w:tcBorders>
-              <w:top w:val="single" w:sz="6" w:space="0" w:color="666666"/>
-              <w:left w:val="single" w:sz="6" w:space="0" w:color="666666"/>
-              <w:bottom w:val="single" w:sz="6" w:space="0" w:color="666666"/>
-              <w:right w:val="single" w:sz="6" w:space="0" w:color="666666"/>
-            </w:tcBorders>
-            <w:hideMark/>
-          </w:tcPr>
-          <w:p>
-            <w:pPr>
-              <w:spacing w:after="160"/>
-              <w:rPr>
-                <w:rFonts w:ascii="Arial" w:hAnsi="Arial" w:cs="Arial" w:eastAsia="Arial"/>
-                <w:sz w:val="21"/>
-                <w:szCs w:val="21"/>
-              </w:rPr>
-            </w:pPr>
-            <w:r>
-              <w:rPr>
-                <w:rFonts w:ascii="Arial" w:hAnsi="Arial" w:cs="Arial" w:eastAsia="Arial"/>
-                <w:b/>
-                <w:sz w:val="21"/>
-                <w:szCs w:val="21"/>
-              </w:rPr>
-              <w:t>Root Folder Permissions</w:t>
-            </w:r>
-          </w:p>
-        </w:tc>
-        <w:tc>
-          <w:tcPr>
-            <w:tcW w:w="7603" w:type="dxa"/>
-            <w:tcBorders>
-              <w:top w:val="single" w:sz="6" w:space="0" w:color="666666"/>
-              <w:left w:val="single" w:sz="6" w:space="0" w:color="666666"/>
-              <w:bottom w:val="single" w:sz="6" w:space="0" w:color="666666"/>
-              <w:right w:val="single" w:sz="6" w:space="0" w:color="666666"/>
-            </w:tcBorders>
-            <w:hideMark/>
-          </w:tcPr>
-          <w:p>
-            <w:pPr>
-              <w:spacing w:after="160"/>
-              <w:rPr>
-                <w:rFonts w:ascii="Arial" w:hAnsi="Arial" w:cs="Arial" w:eastAsia="Arial"/>
-                <w:sz w:val="21"/>
-                <w:szCs w:val="21"/>
-              </w:rPr>
-            </w:pPr>
-            <w:proofErr w:type="spellStart"/>
-            <w:r>
-              <w:rPr>
-                <w:rFonts w:ascii="Arial" w:hAnsi="Arial" w:cs="Arial" w:eastAsia="Arial"/>
-                <w:sz w:val="21"/>
-                <w:szCs w:val="21"/>
-              </w:rPr>
-              <w:t>CloudFuze</w:t>
-            </w:r>
-            <w:proofErr w:type="spellEnd"/>
-            <w:r>
-              <w:rPr>
-                <w:rFonts w:ascii="Arial" w:hAnsi="Arial" w:cs="Arial" w:eastAsia="Arial"/>
-                <w:sz w:val="21"/>
-                <w:szCs w:val="21"/>
-              </w:rPr>
-              <w:t xml:space="preserve"> preserves all Root file permissions along with access levels.</w:t>
-            </w:r>
-          </w:p>
-        </w:tc>
-      </w:tr>
-      <w:tr>
-        <w:trPr>
-          <w:trHeight w:val="600"/>
-        </w:trPr>
-        <w:tc>
-          <w:tcPr>
-            <w:tcW w:w="3118" w:type="dxa"/>
-            <w:tcBorders>
-              <w:top w:val="single" w:sz="6" w:space="0" w:color="666666"/>
-              <w:left w:val="single" w:sz="6" w:space="0" w:color="666666"/>
-              <w:bottom w:val="single" w:sz="6" w:space="0" w:color="666666"/>
-              <w:right w:val="single" w:sz="6" w:space="0" w:color="666666"/>
-            </w:tcBorders>
-            <w:hideMark/>
-          </w:tcPr>
-          <w:p>
-            <w:pPr>
-              <w:spacing w:after="160"/>
-              <w:rPr>
-                <w:rFonts w:ascii="Arial" w:hAnsi="Arial" w:cs="Arial" w:eastAsia="Arial"/>
-                <w:sz w:val="21"/>
-                <w:szCs w:val="21"/>
-              </w:rPr>
-            </w:pPr>
-            <w:r>
-              <w:rPr>
-                <w:rFonts w:ascii="Arial" w:hAnsi="Arial" w:cs="Arial" w:eastAsia="Arial"/>
-                <w:b/>
-                <w:sz w:val="21"/>
-                <w:szCs w:val="21"/>
-              </w:rPr>
-              <w:t>Sub Folder Permissions</w:t>
-            </w:r>
-          </w:p>
-        </w:tc>
-        <w:tc>
-          <w:tcPr>
-            <w:tcW w:w="7603" w:type="dxa"/>
-            <w:tcBorders>
-              <w:top w:val="single" w:sz="6" w:space="0" w:color="666666"/>
-              <w:left w:val="single" w:sz="6" w:space="0" w:color="666666"/>
-              <w:bottom w:val="single" w:sz="6" w:space="0" w:color="666666"/>
-              <w:right w:val="single" w:sz="6" w:space="0" w:color="666666"/>
-            </w:tcBorders>
-            <w:hideMark/>
-          </w:tcPr>
-          <w:p>
-            <w:pPr>
-              <w:spacing w:after="160"/>
-              <w:rPr>
-                <w:rFonts w:ascii="Arial" w:hAnsi="Arial" w:cs="Arial" w:eastAsia="Arial"/>
-                <w:sz w:val="21"/>
-                <w:szCs w:val="21"/>
-              </w:rPr>
-            </w:pPr>
-            <w:proofErr w:type="spellStart"/>
-            <w:r>
-              <w:rPr>
-                <w:rFonts w:ascii="Arial" w:hAnsi="Arial" w:cs="Arial" w:eastAsia="Arial"/>
-                <w:sz w:val="21"/>
-                <w:szCs w:val="21"/>
-              </w:rPr>
-              <w:t>CloudFuze</w:t>
-            </w:r>
-            <w:proofErr w:type="spellEnd"/>
-            <w:r>
-              <w:rPr>
-                <w:rFonts w:ascii="Arial" w:hAnsi="Arial" w:cs="Arial" w:eastAsia="Arial"/>
-                <w:sz w:val="21"/>
-                <w:szCs w:val="21"/>
-              </w:rPr>
-              <w:t xml:space="preserve"> preserves all subfolder permissions along with access levels.</w:t>
-            </w:r>
-          </w:p>
-        </w:tc>
-      </w:tr>
-      <w:tr>
-        <w:trPr>
-          <w:trHeight w:val="390"/>
-        </w:trPr>
-        <w:tc>
-          <w:tcPr>
-            <w:tcW w:w="3118" w:type="dxa"/>
-            <w:tcBorders>
-              <w:top w:val="single" w:sz="6" w:space="0" w:color="666666"/>
-              <w:left w:val="single" w:sz="6" w:space="0" w:color="666666"/>
-              <w:bottom w:val="single" w:sz="6" w:space="0" w:color="666666"/>
-              <w:right w:val="single" w:sz="6" w:space="0" w:color="666666"/>
-            </w:tcBorders>
-            <w:hideMark/>
-          </w:tcPr>
-          <w:p>
-            <w:pPr>
-              <w:spacing w:after="160"/>
-              <w:rPr>
-                <w:rFonts w:ascii="Arial" w:hAnsi="Arial" w:cs="Arial" w:eastAsia="Arial"/>
-                <w:sz w:val="21"/>
-                <w:szCs w:val="21"/>
-              </w:rPr>
-            </w:pPr>
-            <w:r>
-              <w:rPr>
-                <w:rFonts w:ascii="Arial" w:hAnsi="Arial" w:cs="Arial" w:eastAsia="Arial"/>
-                <w:b/>
-                <w:sz w:val="21"/>
-                <w:szCs w:val="21"/>
-              </w:rPr>
-              <w:lastRenderedPageBreak/>
-              <w:t>Root File Permissions</w:t>
-            </w:r>
-          </w:p>
-        </w:tc>
-        <w:tc>
-          <w:tcPr>
-            <w:tcW w:w="7603" w:type="dxa"/>
-            <w:tcBorders>
-              <w:top w:val="single" w:sz="6" w:space="0" w:color="666666"/>
-              <w:left w:val="single" w:sz="6" w:space="0" w:color="666666"/>
-              <w:bottom w:val="single" w:sz="6" w:space="0" w:color="666666"/>
-              <w:right w:val="single" w:sz="6" w:space="0" w:color="666666"/>
-            </w:tcBorders>
-            <w:hideMark/>
-          </w:tcPr>
-          <w:p>
-            <w:pPr>
-              <w:spacing w:after="160"/>
-              <w:rPr>
-                <w:rFonts w:ascii="Arial" w:hAnsi="Arial" w:cs="Arial" w:eastAsia="Arial"/>
-                <w:sz w:val="21"/>
-                <w:szCs w:val="21"/>
-              </w:rPr>
-            </w:pPr>
-            <w:proofErr w:type="spellStart"/>
-            <w:r>
-              <w:rPr>
-                <w:rFonts w:ascii="Arial" w:hAnsi="Arial" w:cs="Arial" w:eastAsia="Arial"/>
-                <w:sz w:val="21"/>
-                <w:szCs w:val="21"/>
-              </w:rPr>
-              <w:t>CloudFuze</w:t>
-            </w:r>
-            <w:proofErr w:type="spellEnd"/>
-            <w:r>
-              <w:rPr>
-                <w:rFonts w:ascii="Arial" w:hAnsi="Arial" w:cs="Arial" w:eastAsia="Arial"/>
-                <w:sz w:val="21"/>
-                <w:szCs w:val="21"/>
-              </w:rPr>
-              <w:t xml:space="preserve"> preserves all Root file permissions along with access levels.</w:t>
-            </w:r>
-          </w:p>
-        </w:tc>
-      </w:tr>
-      <w:tr>
-        <w:trPr>
-          <w:trHeight w:val="405"/>
-        </w:trPr>
-        <w:tc>
-          <w:tcPr>
-            <w:tcW w:w="3118" w:type="dxa"/>
-            <w:tcBorders>
-              <w:top w:val="single" w:sz="6" w:space="0" w:color="666666"/>
-              <w:left w:val="single" w:sz="6" w:space="0" w:color="666666"/>
-              <w:bottom w:val="single" w:sz="6" w:space="0" w:color="666666"/>
-              <w:right w:val="single" w:sz="6" w:space="0" w:color="666666"/>
-            </w:tcBorders>
-            <w:vAlign w:val="center"/>
-            <w:hideMark/>
-          </w:tcPr>
-          <w:p>
-            <w:pPr>
-              <w:spacing w:after="160"/>
-              <w:rPr>
-                <w:rFonts w:ascii="Arial" w:hAnsi="Arial" w:cs="Arial" w:eastAsia="Arial"/>
-                <w:sz w:val="21"/>
-                <w:szCs w:val="21"/>
-              </w:rPr>
-            </w:pPr>
-            <w:r>
-              <w:rPr>
-                <w:rFonts w:ascii="Arial" w:hAnsi="Arial" w:cs="Arial" w:eastAsia="Arial"/>
-                <w:b/>
-                <w:sz w:val="21"/>
-                <w:szCs w:val="21"/>
-              </w:rPr>
-              <w:t>Inner File Permissions</w:t>
-            </w:r>
-          </w:p>
-        </w:tc>
-        <w:tc>
-          <w:tcPr>
-            <w:tcW w:w="7603" w:type="dxa"/>
-            <w:tcBorders>
-              <w:top w:val="single" w:sz="6" w:space="0" w:color="666666"/>
-              <w:left w:val="single" w:sz="6" w:space="0" w:color="666666"/>
-              <w:bottom w:val="single" w:sz="6" w:space="0" w:color="666666"/>
-              <w:right w:val="single" w:sz="6" w:space="0" w:color="666666"/>
-            </w:tcBorders>
-            <w:hideMark/>
-          </w:tcPr>
-          <w:p>
-            <w:pPr>
-              <w:spacing w:after="160"/>
-              <w:rPr>
-                <w:rFonts w:ascii="Arial" w:hAnsi="Arial" w:cs="Arial" w:eastAsia="Arial"/>
-                <w:sz w:val="21"/>
-                <w:szCs w:val="21"/>
-              </w:rPr>
-            </w:pPr>
-            <w:proofErr w:type="spellStart"/>
-            <w:r>
-              <w:rPr>
-                <w:rFonts w:ascii="Arial" w:hAnsi="Arial" w:cs="Arial" w:eastAsia="Arial"/>
-                <w:sz w:val="21"/>
-                <w:szCs w:val="21"/>
-              </w:rPr>
-              <w:t>CloudFuze</w:t>
-            </w:r>
-            <w:proofErr w:type="spellEnd"/>
-            <w:r>
-              <w:rPr>
-                <w:rFonts w:ascii="Arial" w:hAnsi="Arial" w:cs="Arial" w:eastAsia="Arial"/>
-                <w:sz w:val="21"/>
-                <w:szCs w:val="21"/>
-              </w:rPr>
-              <w:t xml:space="preserve"> preserves all inner file permissions along with access levels.</w:t>
-            </w:r>
-          </w:p>
-        </w:tc>
-      </w:tr>
-      <w:tr>
-        <w:trPr>
-          <w:trHeight w:val="915"/>
-        </w:trPr>
-        <w:tc>
-          <w:tcPr>
-            <w:tcW w:w="3118" w:type="dxa"/>
-            <w:tcBorders>
-              <w:top w:val="single" w:sz="6" w:space="0" w:color="666666"/>
-              <w:left w:val="single" w:sz="6" w:space="0" w:color="666666"/>
-              <w:bottom w:val="single" w:sz="6" w:space="0" w:color="666666"/>
-              <w:right w:val="single" w:sz="6" w:space="0" w:color="666666"/>
-            </w:tcBorders>
-            <w:hideMark/>
-          </w:tcPr>
-          <w:p>
-            <w:pPr>
-              <w:spacing w:after="160"/>
-              <w:rPr>
-                <w:rFonts w:ascii="Arial" w:hAnsi="Arial" w:cs="Arial" w:eastAsia="Arial"/>
-                <w:sz w:val="21"/>
-                <w:szCs w:val="21"/>
-              </w:rPr>
-            </w:pPr>
-            <w:r>
-              <w:rPr>
-                <w:rFonts w:ascii="Arial" w:hAnsi="Arial" w:cs="Arial" w:eastAsia="Arial"/>
-                <w:b/>
-                <w:sz w:val="21"/>
-                <w:szCs w:val="21"/>
-              </w:rPr>
-              <w:t>External Shares</w:t>
-            </w:r>
-          </w:p>
-        </w:tc>
-        <w:tc>
-          <w:tcPr>
-            <w:tcW w:w="7603" w:type="dxa"/>
-            <w:tcBorders>
-              <w:top w:val="single" w:sz="6" w:space="0" w:color="666666"/>
-              <w:left w:val="single" w:sz="6" w:space="0" w:color="666666"/>
-              <w:bottom w:val="single" w:sz="6" w:space="0" w:color="666666"/>
-              <w:right w:val="single" w:sz="6" w:space="0" w:color="666666"/>
-            </w:tcBorders>
-            <w:hideMark/>
-          </w:tcPr>
-          <w:p>
-            <w:pPr>
-              <w:spacing w:after="160"/>
-              <w:rPr>
-                <w:rFonts w:ascii="Arial" w:hAnsi="Arial" w:cs="Arial" w:eastAsia="Arial"/>
-                <w:sz w:val="21"/>
-                <w:szCs w:val="21"/>
-              </w:rPr>
-            </w:pPr>
-            <w:proofErr w:type="spellStart"/>
-            <w:r>
-              <w:rPr>
-                <w:rFonts w:ascii="Arial" w:hAnsi="Arial" w:cs="Arial" w:eastAsia="Arial"/>
-                <w:sz w:val="21"/>
-                <w:szCs w:val="21"/>
-              </w:rPr>
-              <w:t>CloudFuze</w:t>
-            </w:r>
-            <w:proofErr w:type="spellEnd"/>
-            <w:r>
-              <w:rPr>
-                <w:rFonts w:ascii="Arial" w:hAnsi="Arial" w:cs="Arial" w:eastAsia="Arial"/>
-                <w:sz w:val="21"/>
-                <w:szCs w:val="21"/>
-              </w:rPr>
-              <w:t xml:space="preserve"> can migrate external </w:t>
-            </w:r>
-            <w:proofErr w:type="gramStart"/>
-            <w:r>
-              <w:rPr>
-                <w:rFonts w:ascii="Arial" w:hAnsi="Arial" w:cs="Arial" w:eastAsia="Arial"/>
-                <w:sz w:val="21"/>
-                <w:szCs w:val="21"/>
-              </w:rPr>
-              <w:t>permissions(</w:t>
-            </w:r>
-            <w:proofErr w:type="gramEnd"/>
-            <w:r>
-              <w:rPr>
-                <w:rFonts w:ascii="Arial" w:hAnsi="Arial" w:cs="Arial" w:eastAsia="Arial"/>
-                <w:sz w:val="21"/>
-                <w:szCs w:val="21"/>
-              </w:rPr>
-              <w:t>Files/Folders shared with people of outside organizations) of files/folders to the destination along with access levels.</w:t>
-            </w:r>
-          </w:p>
-        </w:tc>
-      </w:tr>
-      <w:tr>
-        <w:trPr>
-          <w:trHeight w:val="660"/>
-        </w:trPr>
-        <w:tc>
-          <w:tcPr>
-            <w:tcW w:w="3118" w:type="dxa"/>
-            <w:tcBorders>
-              <w:top w:val="single" w:sz="6" w:space="0" w:color="666666"/>
-              <w:left w:val="single" w:sz="6" w:space="0" w:color="666666"/>
-              <w:bottom w:val="single" w:sz="6" w:space="0" w:color="666666"/>
-              <w:right w:val="single" w:sz="6" w:space="0" w:color="666666"/>
-            </w:tcBorders>
-            <w:hideMark/>
-          </w:tcPr>
-          <w:p>
-            <w:pPr>
-              <w:spacing w:after="160"/>
-              <w:rPr>
-                <w:rFonts w:ascii="Arial" w:hAnsi="Arial" w:cs="Arial" w:eastAsia="Arial"/>
-                <w:sz w:val="21"/>
-                <w:szCs w:val="21"/>
-              </w:rPr>
-            </w:pPr>
-            <w:r>
-              <w:rPr>
-                <w:rFonts w:ascii="Arial" w:hAnsi="Arial" w:cs="Arial" w:eastAsia="Arial"/>
-                <w:b/>
-                <w:sz w:val="21"/>
-                <w:szCs w:val="21"/>
-              </w:rPr>
-              <w:t>Metadata</w:t>
-            </w:r>
-          </w:p>
-        </w:tc>
-        <w:tc>
-          <w:tcPr>
-            <w:tcW w:w="7603" w:type="dxa"/>
-            <w:tcBorders>
-              <w:top w:val="single" w:sz="6" w:space="0" w:color="666666"/>
-              <w:left w:val="single" w:sz="6" w:space="0" w:color="666666"/>
-              <w:bottom w:val="single" w:sz="6" w:space="0" w:color="666666"/>
-              <w:right w:val="single" w:sz="6" w:space="0" w:color="666666"/>
-            </w:tcBorders>
-            <w:hideMark/>
-          </w:tcPr>
-          <w:p>
-            <w:pPr>
-              <w:spacing w:after="160"/>
-              <w:rPr>
-                <w:rFonts w:ascii="Arial" w:hAnsi="Arial" w:cs="Arial" w:eastAsia="Arial"/>
-                <w:sz w:val="21"/>
-                <w:szCs w:val="21"/>
-              </w:rPr>
-            </w:pPr>
-            <w:r>
-              <w:rPr>
-                <w:rFonts w:ascii="Arial" w:hAnsi="Arial" w:cs="Arial" w:eastAsia="Arial"/>
-                <w:sz w:val="21"/>
-                <w:szCs w:val="21"/>
-              </w:rPr>
-              <w:t>Maintaining the original timestamps, including creation and modification dates and times, when transferring data to the destination cloud.</w:t>
-            </w:r>
-          </w:p>
-        </w:tc>
-      </w:tr>
-      <w:tr>
-        <w:trPr>
-          <w:trHeight w:val="660"/>
-        </w:trPr>
-        <w:tc>
-          <w:tcPr>
-            <w:tcW w:w="3118" w:type="dxa"/>
-            <w:tcBorders>
-              <w:top w:val="single" w:sz="6" w:space="0" w:color="666666"/>
-              <w:left w:val="single" w:sz="6" w:space="0" w:color="666666"/>
-              <w:bottom w:val="single" w:sz="6" w:space="0" w:color="666666"/>
-              <w:right w:val="single" w:sz="6" w:space="0" w:color="666666"/>
-            </w:tcBorders>
-            <w:hideMark/>
-          </w:tcPr>
-          <w:p>
-            <w:pPr>
-              <w:spacing w:after="160"/>
-              <w:rPr>
-                <w:rFonts w:ascii="Arial" w:hAnsi="Arial" w:cs="Arial" w:eastAsia="Arial"/>
-                <w:sz w:val="21"/>
-                <w:szCs w:val="21"/>
-              </w:rPr>
-            </w:pPr>
-            <w:r>
-              <w:rPr>
-                <w:rFonts w:ascii="Arial" w:hAnsi="Arial" w:cs="Arial" w:eastAsia="Arial"/>
-                <w:b/>
-                <w:sz w:val="21"/>
-                <w:szCs w:val="21"/>
-              </w:rPr>
-              <w:t>In- Line Comment</w:t>
-            </w:r>
-          </w:p>
-        </w:tc>
-        <w:tc>
-          <w:tcPr>
-            <w:tcW w:w="7603" w:type="dxa"/>
-            <w:tcBorders>
-              <w:top w:val="single" w:sz="6" w:space="0" w:color="666666"/>
-              <w:left w:val="single" w:sz="6" w:space="0" w:color="666666"/>
-              <w:bottom w:val="single" w:sz="6" w:space="0" w:color="666666"/>
-              <w:right w:val="single" w:sz="6" w:space="0" w:color="666666"/>
-            </w:tcBorders>
-            <w:hideMark/>
-          </w:tcPr>
-          <w:p>
-            <w:pPr>
-              <w:spacing w:after="160"/>
-              <w:rPr>
-                <w:rFonts w:ascii="Arial" w:hAnsi="Arial" w:cs="Arial" w:eastAsia="Arial"/>
-                <w:sz w:val="21"/>
-                <w:szCs w:val="21"/>
-              </w:rPr>
-            </w:pPr>
-            <w:r>
-              <w:rPr>
-                <w:rFonts w:ascii="Arial" w:hAnsi="Arial" w:cs="Arial" w:eastAsia="Arial"/>
-                <w:sz w:val="21"/>
-                <w:szCs w:val="21"/>
-              </w:rPr>
-              <w:t>Inline file comments of the box will be migrated to the destination cloud. All the file comments will preserve in the CSV formatted file in the destination.</w:t>
-            </w:r>
-          </w:p>
-        </w:tc>
-      </w:tr>
-      <w:tr>
-        <w:trPr>
-          <w:trHeight w:val="660"/>
-        </w:trPr>
-        <w:tc>
-          <w:tcPr>
-            <w:tcW w:w="3118" w:type="dxa"/>
-            <w:tcBorders>
-              <w:top w:val="single" w:sz="6" w:space="0" w:color="666666"/>
-              <w:left w:val="single" w:sz="6" w:space="0" w:color="666666"/>
-              <w:bottom w:val="single" w:sz="6" w:space="0" w:color="666666"/>
-              <w:right w:val="single" w:sz="6" w:space="0" w:color="666666"/>
-            </w:tcBorders>
-            <w:hideMark/>
-          </w:tcPr>
-          <w:p>
-            <w:pPr>
-              <w:spacing w:after="160"/>
-              <w:rPr>
-                <w:rFonts w:ascii="Arial" w:hAnsi="Arial" w:cs="Arial" w:eastAsia="Arial"/>
-                <w:sz w:val="21"/>
-                <w:szCs w:val="21"/>
-              </w:rPr>
-            </w:pPr>
-            <w:r>
-              <w:rPr>
-                <w:rFonts w:ascii="Arial" w:hAnsi="Arial" w:cs="Arial" w:eastAsia="Arial"/>
-                <w:b/>
-                <w:sz w:val="21"/>
-                <w:szCs w:val="21"/>
-              </w:rPr>
-              <w:t>Metadata</w:t>
-            </w:r>
-          </w:p>
-        </w:tc>
-        <w:tc>
-          <w:tcPr>
-            <w:tcW w:w="7603" w:type="dxa"/>
-            <w:tcBorders>
-              <w:top w:val="single" w:sz="6" w:space="0" w:color="666666"/>
-              <w:left w:val="single" w:sz="6" w:space="0" w:color="666666"/>
-              <w:bottom w:val="single" w:sz="6" w:space="0" w:color="666666"/>
-              <w:right w:val="single" w:sz="6" w:space="0" w:color="666666"/>
-            </w:tcBorders>
-            <w:hideMark/>
-          </w:tcPr>
-          <w:p>
-            <w:pPr>
-              <w:spacing w:after="160"/>
-              <w:rPr>
-                <w:rFonts w:ascii="Arial" w:hAnsi="Arial" w:cs="Arial" w:eastAsia="Arial"/>
-                <w:sz w:val="21"/>
-                <w:szCs w:val="21"/>
-              </w:rPr>
-            </w:pPr>
-            <w:r>
-              <w:rPr>
-                <w:rFonts w:ascii="Arial" w:hAnsi="Arial" w:cs="Arial" w:eastAsia="Arial"/>
-                <w:sz w:val="21"/>
-                <w:szCs w:val="21"/>
-              </w:rPr>
-              <w:t>Maintaining the original timestamps, including creation and modification dates and times, when transferring data to the destination cloud.</w:t>
-            </w:r>
-          </w:p>
-        </w:tc>
-      </w:tr>
-      <w:tr>
-        <w:trPr>
-          <w:trHeight w:val="660"/>
-        </w:trPr>
-        <w:tc>
-          <w:tcPr>
-            <w:tcW w:w="3118" w:type="dxa"/>
-            <w:tcBorders>
-              <w:top w:val="single" w:sz="6" w:space="0" w:color="666666"/>
-              <w:left w:val="single" w:sz="6" w:space="0" w:color="666666"/>
-              <w:bottom w:val="single" w:sz="6" w:space="0" w:color="666666"/>
-              <w:right w:val="single" w:sz="6" w:space="0" w:color="666666"/>
-            </w:tcBorders>
-            <w:hideMark/>
-          </w:tcPr>
-          <w:p>
-            <w:pPr>
-              <w:spacing w:after="160"/>
-              <w:rPr>
-                <w:rFonts w:ascii="Arial" w:hAnsi="Arial" w:cs="Arial" w:eastAsia="Arial"/>
-                <w:sz w:val="21"/>
-                <w:szCs w:val="21"/>
-              </w:rPr>
-            </w:pPr>
-            <w:r>
-              <w:rPr>
-                <w:rFonts w:ascii="Arial" w:hAnsi="Arial" w:cs="Arial" w:eastAsia="Arial"/>
-                <w:b/>
-                <w:sz w:val="21"/>
-                <w:szCs w:val="21"/>
-              </w:rPr>
-              <w:t>Long File/Folder Path</w:t>
-            </w:r>
-          </w:p>
-        </w:tc>
-        <w:tc>
-          <w:tcPr>
-            <w:tcW w:w="7603" w:type="dxa"/>
-            <w:tcBorders>
-              <w:top w:val="single" w:sz="6" w:space="0" w:color="666666"/>
-              <w:left w:val="single" w:sz="6" w:space="0" w:color="666666"/>
-              <w:bottom w:val="single" w:sz="6" w:space="0" w:color="666666"/>
-              <w:right w:val="single" w:sz="6" w:space="0" w:color="666666"/>
-            </w:tcBorders>
-            <w:hideMark/>
-          </w:tcPr>
-          <w:p>
-            <w:pPr>
-              <w:spacing w:after="160"/>
-              <w:rPr>
-                <w:rFonts w:ascii="Arial" w:hAnsi="Arial" w:cs="Arial" w:eastAsia="Arial"/>
-                <w:sz w:val="21"/>
-                <w:szCs w:val="21"/>
-              </w:rPr>
-            </w:pPr>
-            <w:r>
-              <w:rPr>
-                <w:rFonts w:ascii="Arial" w:hAnsi="Arial" w:cs="Arial" w:eastAsia="Arial"/>
-                <w:sz w:val="21"/>
-                <w:szCs w:val="21"/>
-              </w:rPr>
-              <w:t>If the destination cloud has a long folder path limitation, the system automatically adjusts the destination's path as per the limitation.</w:t>
-            </w:r>
-          </w:p>
-        </w:tc>
-      </w:tr>
-      <w:tr>
-        <w:trPr>
-          <w:trHeight w:val="930"/>
-        </w:trPr>
-        <w:tc>
-          <w:tcPr>
-            <w:tcW w:w="3118" w:type="dxa"/>
-            <w:tcBorders>
-              <w:top w:val="single" w:sz="6" w:space="0" w:color="666666"/>
-              <w:left w:val="single" w:sz="6" w:space="0" w:color="666666"/>
-              <w:bottom w:val="single" w:sz="6" w:space="0" w:color="666666"/>
-              <w:right w:val="single" w:sz="6" w:space="0" w:color="666666"/>
-            </w:tcBorders>
-            <w:hideMark/>
-          </w:tcPr>
-          <w:p>
-            <w:pPr>
-              <w:spacing w:after="160"/>
-              <w:rPr>
-                <w:rFonts w:ascii="Arial" w:hAnsi="Arial" w:cs="Arial" w:eastAsia="Arial"/>
-                <w:sz w:val="21"/>
-                <w:szCs w:val="21"/>
-              </w:rPr>
-            </w:pPr>
-            <w:r>
-              <w:rPr>
-                <w:rFonts w:ascii="Arial" w:hAnsi="Arial" w:cs="Arial" w:eastAsia="Arial"/>
-                <w:b/>
-                <w:sz w:val="21"/>
-                <w:szCs w:val="21"/>
-              </w:rPr>
-              <w:t>Special Character Replacement</w:t>
-            </w:r>
-          </w:p>
-        </w:tc>
-        <w:tc>
-          <w:tcPr>
-            <w:tcW w:w="7603" w:type="dxa"/>
-            <w:tcBorders>
-              <w:top w:val="single" w:sz="6" w:space="0" w:color="666666"/>
-              <w:left w:val="single" w:sz="6" w:space="0" w:color="666666"/>
-              <w:bottom w:val="single" w:sz="6" w:space="0" w:color="666666"/>
-              <w:right w:val="single" w:sz="6" w:space="0" w:color="666666"/>
-            </w:tcBorders>
-            <w:hideMark/>
-          </w:tcPr>
-          <w:p>
-            <w:pPr>
-              <w:spacing w:after="160"/>
-              <w:rPr>
-                <w:rFonts w:ascii="Arial" w:hAnsi="Arial" w:cs="Arial" w:eastAsia="Arial"/>
-                <w:sz w:val="21"/>
-                <w:szCs w:val="21"/>
-              </w:rPr>
-            </w:pPr>
-            <w:r>
-              <w:rPr>
-                <w:rFonts w:ascii="Arial" w:hAnsi="Arial" w:cs="Arial" w:eastAsia="Arial"/>
-                <w:sz w:val="21"/>
-                <w:szCs w:val="21"/>
-              </w:rPr>
-              <w:t>Special characters not supported by the destination cloud will be automatically replaced with underscores (_) or hyphens (-). This ensures that the integrity of the data is maintained during the migration process.</w:t>
-            </w:r>
-          </w:p>
-        </w:tc>
-      </w:tr>
-      <w:tr>
-        <w:trPr>
-          <w:trHeight w:val="660"/>
-        </w:trPr>
-        <w:tc>
-          <w:tcPr>
-            <w:tcW w:w="3118" w:type="dxa"/>
-            <w:tcBorders>
-              <w:top w:val="single" w:sz="6" w:space="0" w:color="666666"/>
-              <w:left w:val="single" w:sz="6" w:space="0" w:color="666666"/>
-              <w:bottom w:val="single" w:sz="6" w:space="0" w:color="666666"/>
-              <w:right w:val="single" w:sz="6" w:space="0" w:color="666666"/>
-            </w:tcBorders>
-            <w:hideMark/>
-          </w:tcPr>
-          <w:p>
-            <w:pPr>
-              <w:spacing w:after="160"/>
-              <w:rPr>
-                <w:rFonts w:ascii="Arial" w:hAnsi="Arial" w:cs="Arial" w:eastAsia="Arial"/>
-                <w:sz w:val="21"/>
-                <w:szCs w:val="21"/>
-              </w:rPr>
-            </w:pPr>
-            <w:r>
-              <w:rPr>
-                <w:rFonts w:ascii="Arial" w:hAnsi="Arial" w:cs="Arial" w:eastAsia="Arial"/>
-                <w:b/>
-                <w:sz w:val="21"/>
-                <w:szCs w:val="21"/>
-              </w:rPr>
-              <w:t>Auto Retry</w:t>
-            </w:r>
-          </w:p>
-        </w:tc>
-        <w:tc>
-          <w:tcPr>
-            <w:tcW w:w="7603" w:type="dxa"/>
-            <w:tcBorders>
-              <w:top w:val="single" w:sz="6" w:space="0" w:color="666666"/>
-              <w:left w:val="single" w:sz="6" w:space="0" w:color="666666"/>
-              <w:bottom w:val="single" w:sz="6" w:space="0" w:color="666666"/>
-              <w:right w:val="single" w:sz="6" w:space="0" w:color="666666"/>
-            </w:tcBorders>
-            <w:hideMark/>
-          </w:tcPr>
-          <w:p>
-            <w:pPr>
-              <w:spacing w:after="160"/>
-              <w:rPr>
-                <w:rFonts w:ascii="Arial" w:hAnsi="Arial" w:cs="Arial" w:eastAsia="Arial"/>
-                <w:sz w:val="21"/>
-                <w:szCs w:val="21"/>
-              </w:rPr>
-            </w:pPr>
-            <w:r>
-              <w:rPr>
-                <w:rFonts w:ascii="Arial" w:hAnsi="Arial" w:cs="Arial" w:eastAsia="Arial"/>
-                <w:sz w:val="21"/>
-                <w:szCs w:val="21"/>
-              </w:rPr>
-              <w:t>While doing migration if any file or folder went into error, our system retries automatically</w:t>
-            </w:r>
-          </w:p>
-        </w:tc>
-      </w:tr>
-    </w:tbl>
     <w:p/>
     <w:sectPr>
       <w:pgSz w:w="12240" w:h="15840"/>
@@ -1783,7 +606,7 @@
   <w:docDefaults>
     <w:rPrDefault>
       <w:rPr>
-        <w:rFonts w:ascii="Arial" w:hAnsi="Arial" w:cs="Arial" w:eastAsia="Arial"/>
+        <w:rFonts w:ascii="Arial" w:eastAsia="Arial" w:hAnsi="Arial" w:cs="Arial"/>
         <w:kern w:val="2"/>
         <w:sz w:val="21"/>
         <w:szCs w:val="21"/>
@@ -2182,9 +1005,7 @@
       <w:spacing w:line="259" w:lineRule="auto"/>
     </w:pPr>
     <w:rPr>
-      <w:rFonts w:ascii="Arial" w:hAnsi="Arial" w:cs="Arial" w:eastAsia="Arial"/>
       <w:color w:val="000000"/>
-      <w:sz w:val="21"/>
     </w:rPr>
   </w:style>
   <w:style w:type="character" w:default="1" w:styleId="DefaultParagraphFont">
